--- a/CV_JunseokLee.docx
+++ b/CV_JunseokLee.docx
@@ -277,16 +277,55 @@
           <w:sz w:val="21"/>
           <w:szCs w:val="21"/>
         </w:rPr>
-        <w:t>University of California, Berkeley</w:t>
-      </w:r>
-      <w:r>
-        <w:rPr>
-          <w:rFonts w:ascii="SF Pro Display" w:hAnsi="SF Pro Display"/>
-          <w:sz w:val="21"/>
-          <w:szCs w:val="21"/>
-        </w:rPr>
-        <w:br/>
-        <w:t>PhD in Economics, May 2028</w:t>
+        <w:t>U</w:t>
+      </w:r>
+      <w:r>
+        <w:rPr>
+          <w:rFonts w:ascii="SF Pro Display" w:hAnsi="SF Pro Display"/>
+          <w:sz w:val="21"/>
+          <w:szCs w:val="21"/>
+        </w:rPr>
+        <w:t xml:space="preserve">C </w:t>
+      </w:r>
+      <w:r>
+        <w:rPr>
+          <w:rFonts w:ascii="SF Pro Display" w:hAnsi="SF Pro Display"/>
+          <w:sz w:val="21"/>
+          <w:szCs w:val="21"/>
+        </w:rPr>
+        <w:t>Berkeley</w:t>
+      </w:r>
+      <w:r>
+        <w:rPr>
+          <w:rFonts w:ascii="SF Pro Display" w:hAnsi="SF Pro Display"/>
+          <w:sz w:val="21"/>
+          <w:szCs w:val="21"/>
+        </w:rPr>
+        <w:t xml:space="preserve">, </w:t>
+      </w:r>
+      <w:r>
+        <w:rPr>
+          <w:rFonts w:ascii="SF Pro Display" w:hAnsi="SF Pro Display"/>
+          <w:sz w:val="21"/>
+          <w:szCs w:val="21"/>
+        </w:rPr>
+        <w:t>PhD</w:t>
+      </w:r>
+      <w:r>
+        <w:rPr>
+          <w:rFonts w:ascii="SF Pro Display" w:hAnsi="SF Pro Display"/>
+          <w:sz w:val="21"/>
+          <w:szCs w:val="21"/>
+        </w:rPr>
+        <w:t>,</w:t>
+      </w:r>
+      <w:r>
+        <w:rPr>
+          <w:rFonts w:ascii="SF Pro Display" w:hAnsi="SF Pro Display"/>
+          <w:sz w:val="21"/>
+          <w:szCs w:val="21"/>
+        </w:rPr>
+        <w:t xml:space="preserve"> Economics, 2028</w:t>
       </w:r>
       <w:r>
         <w:rPr>
@@ -296,15 +335,6 @@
         </w:rPr>
         <w:t xml:space="preserve"> (Expected)</w:t>
       </w:r>
-    </w:p>
-    <w:p>
-      <w:pPr>
-        <w:rPr>
-          <w:rFonts w:ascii="SF Pro Display" w:hAnsi="SF Pro Display"/>
-          <w:sz w:val="10"/>
-          <w:szCs w:val="10"/>
-        </w:rPr>
-      </w:pPr>
     </w:p>
     <w:p>
       <w:pPr>
@@ -333,8 +363,31 @@
           <w:sz w:val="21"/>
           <w:szCs w:val="21"/>
         </w:rPr>
-        <w:br/>
-        <w:t>BA in Economics, February 2020</w:t>
+        <w:t xml:space="preserve">, </w:t>
+      </w:r>
+      <w:r>
+        <w:rPr>
+          <w:rFonts w:ascii="SF Pro Display" w:hAnsi="SF Pro Display"/>
+          <w:sz w:val="21"/>
+          <w:szCs w:val="21"/>
+        </w:rPr>
+        <w:t>BA</w:t>
+      </w:r>
+      <w:r>
+        <w:rPr>
+          <w:rFonts w:ascii="SF Pro Display" w:hAnsi="SF Pro Display"/>
+          <w:sz w:val="21"/>
+          <w:szCs w:val="21"/>
+        </w:rPr>
+        <w:t>,</w:t>
+      </w:r>
+      <w:r>
+        <w:rPr>
+          <w:rFonts w:ascii="SF Pro Display" w:hAnsi="SF Pro Display"/>
+          <w:sz w:val="21"/>
+          <w:szCs w:val="21"/>
+        </w:rPr>
+        <w:t xml:space="preserve"> Economics, 2020</w:t>
       </w:r>
     </w:p>
     <w:p>
@@ -471,7 +524,95 @@
           <w:sz w:val="21"/>
           <w:szCs w:val="21"/>
         </w:rPr>
-        <w:t>Matching and social agglomeration: Theory and evidence from the marriage market in South Korea</w:t>
+        <w:t xml:space="preserve">Social </w:t>
+      </w:r>
+      <w:r>
+        <w:rPr>
+          <w:rFonts w:ascii="SF Pro Display" w:hAnsi="SF Pro Display"/>
+          <w:sz w:val="21"/>
+          <w:szCs w:val="21"/>
+        </w:rPr>
+        <w:t xml:space="preserve">Matching and </w:t>
+      </w:r>
+      <w:r>
+        <w:rPr>
+          <w:rFonts w:ascii="SF Pro Display" w:hAnsi="SF Pro Display"/>
+          <w:sz w:val="21"/>
+          <w:szCs w:val="21"/>
+        </w:rPr>
+        <w:t>A</w:t>
+      </w:r>
+      <w:r>
+        <w:rPr>
+          <w:rFonts w:ascii="SF Pro Display" w:hAnsi="SF Pro Display"/>
+          <w:sz w:val="21"/>
+          <w:szCs w:val="21"/>
+        </w:rPr>
+        <w:t xml:space="preserve">gglomeration: Theory and </w:t>
+      </w:r>
+      <w:r>
+        <w:rPr>
+          <w:rFonts w:ascii="SF Pro Display" w:hAnsi="SF Pro Display"/>
+          <w:sz w:val="21"/>
+          <w:szCs w:val="21"/>
+        </w:rPr>
+        <w:t>E</w:t>
+      </w:r>
+      <w:r>
+        <w:rPr>
+          <w:rFonts w:ascii="SF Pro Display" w:hAnsi="SF Pro Display"/>
+          <w:sz w:val="21"/>
+          <w:szCs w:val="21"/>
+        </w:rPr>
+        <w:t>vidence from the</w:t>
+      </w:r>
+      <w:r>
+        <w:rPr>
+          <w:rFonts w:ascii="SF Pro Display" w:hAnsi="SF Pro Display"/>
+          <w:sz w:val="21"/>
+          <w:szCs w:val="21"/>
+        </w:rPr>
+        <w:t xml:space="preserve"> Korean</w:t>
+      </w:r>
+      <w:r>
+        <w:rPr>
+          <w:rFonts w:ascii="SF Pro Display" w:hAnsi="SF Pro Display"/>
+          <w:sz w:val="21"/>
+          <w:szCs w:val="21"/>
+        </w:rPr>
+        <w:t xml:space="preserve"> </w:t>
+      </w:r>
+      <w:r>
+        <w:rPr>
+          <w:rFonts w:ascii="SF Pro Display" w:hAnsi="SF Pro Display"/>
+          <w:sz w:val="21"/>
+          <w:szCs w:val="21"/>
+        </w:rPr>
+        <w:t>M</w:t>
+      </w:r>
+      <w:r>
+        <w:rPr>
+          <w:rFonts w:ascii="SF Pro Display" w:hAnsi="SF Pro Display"/>
+          <w:sz w:val="21"/>
+          <w:szCs w:val="21"/>
+        </w:rPr>
+        <w:t xml:space="preserve">arriage </w:t>
+      </w:r>
+      <w:r>
+        <w:rPr>
+          <w:rFonts w:ascii="SF Pro Display" w:hAnsi="SF Pro Display"/>
+          <w:sz w:val="21"/>
+          <w:szCs w:val="21"/>
+        </w:rPr>
+        <w:t>M</w:t>
+      </w:r>
+      <w:r>
+        <w:rPr>
+          <w:rFonts w:ascii="SF Pro Display" w:hAnsi="SF Pro Display"/>
+          <w:sz w:val="21"/>
+          <w:szCs w:val="21"/>
+        </w:rPr>
+        <w:t>arket</w:t>
       </w:r>
     </w:p>
     <w:p>
@@ -493,7 +634,55 @@
           <w:sz w:val="21"/>
           <w:szCs w:val="21"/>
         </w:rPr>
-        <w:t>Cultural evolution in a spatial economy</w:t>
+        <w:t xml:space="preserve">Cultural </w:t>
+      </w:r>
+      <w:r>
+        <w:rPr>
+          <w:rFonts w:ascii="SF Pro Display" w:hAnsi="SF Pro Display"/>
+          <w:sz w:val="21"/>
+          <w:szCs w:val="21"/>
+        </w:rPr>
+        <w:t>E</w:t>
+      </w:r>
+      <w:r>
+        <w:rPr>
+          <w:rFonts w:ascii="SF Pro Display" w:hAnsi="SF Pro Display"/>
+          <w:sz w:val="21"/>
+          <w:szCs w:val="21"/>
+        </w:rPr>
+        <w:t xml:space="preserve">volution in a </w:t>
+      </w:r>
+      <w:r>
+        <w:rPr>
+          <w:rFonts w:ascii="SF Pro Display" w:hAnsi="SF Pro Display"/>
+          <w:sz w:val="21"/>
+          <w:szCs w:val="21"/>
+        </w:rPr>
+        <w:t>S</w:t>
+      </w:r>
+      <w:r>
+        <w:rPr>
+          <w:rFonts w:ascii="SF Pro Display" w:hAnsi="SF Pro Display"/>
+          <w:sz w:val="21"/>
+          <w:szCs w:val="21"/>
+        </w:rPr>
+        <w:t xml:space="preserve">patial </w:t>
+      </w:r>
+      <w:r>
+        <w:rPr>
+          <w:rFonts w:ascii="SF Pro Display" w:hAnsi="SF Pro Display"/>
+          <w:sz w:val="21"/>
+          <w:szCs w:val="21"/>
+        </w:rPr>
+        <w:t>E</w:t>
+      </w:r>
+      <w:r>
+        <w:rPr>
+          <w:rFonts w:ascii="SF Pro Display" w:hAnsi="SF Pro Display"/>
+          <w:sz w:val="21"/>
+          <w:szCs w:val="21"/>
+        </w:rPr>
+        <w:t>conomy</w:t>
       </w:r>
     </w:p>
     <w:p>
@@ -558,7 +747,119 @@
           <w:sz w:val="21"/>
           <w:szCs w:val="21"/>
         </w:rPr>
-        <w:t>Risk compensation after COVID-19 vaccination: Evidence from vaccine rollout by exact birth date in South Korea</w:t>
+        <w:t xml:space="preserve">Risk </w:t>
+      </w:r>
+      <w:r>
+        <w:rPr>
+          <w:rFonts w:ascii="SF Pro Display" w:hAnsi="SF Pro Display"/>
+          <w:sz w:val="21"/>
+          <w:szCs w:val="21"/>
+        </w:rPr>
+        <w:t>C</w:t>
+      </w:r>
+      <w:r>
+        <w:rPr>
+          <w:rFonts w:ascii="SF Pro Display" w:hAnsi="SF Pro Display"/>
+          <w:sz w:val="21"/>
+          <w:szCs w:val="21"/>
+        </w:rPr>
+        <w:t xml:space="preserve">ompensation after COVID-19 </w:t>
+      </w:r>
+      <w:r>
+        <w:rPr>
+          <w:rFonts w:ascii="SF Pro Display" w:hAnsi="SF Pro Display"/>
+          <w:sz w:val="21"/>
+          <w:szCs w:val="21"/>
+        </w:rPr>
+        <w:t>V</w:t>
+      </w:r>
+      <w:r>
+        <w:rPr>
+          <w:rFonts w:ascii="SF Pro Display" w:hAnsi="SF Pro Display"/>
+          <w:sz w:val="21"/>
+          <w:szCs w:val="21"/>
+        </w:rPr>
+        <w:t xml:space="preserve">accination: Evidence from </w:t>
+      </w:r>
+      <w:r>
+        <w:rPr>
+          <w:rFonts w:ascii="SF Pro Display" w:hAnsi="SF Pro Display"/>
+          <w:sz w:val="21"/>
+          <w:szCs w:val="21"/>
+        </w:rPr>
+        <w:t>V</w:t>
+      </w:r>
+      <w:r>
+        <w:rPr>
+          <w:rFonts w:ascii="SF Pro Display" w:hAnsi="SF Pro Display"/>
+          <w:sz w:val="21"/>
+          <w:szCs w:val="21"/>
+        </w:rPr>
+        <w:t xml:space="preserve">accine </w:t>
+      </w:r>
+      <w:r>
+        <w:rPr>
+          <w:rFonts w:ascii="SF Pro Display" w:hAnsi="SF Pro Display"/>
+          <w:sz w:val="21"/>
+          <w:szCs w:val="21"/>
+        </w:rPr>
+        <w:t>R</w:t>
+      </w:r>
+      <w:r>
+        <w:rPr>
+          <w:rFonts w:ascii="SF Pro Display" w:hAnsi="SF Pro Display"/>
+          <w:sz w:val="21"/>
+          <w:szCs w:val="21"/>
+        </w:rPr>
+        <w:t xml:space="preserve">ollout by </w:t>
+      </w:r>
+      <w:r>
+        <w:rPr>
+          <w:rFonts w:ascii="SF Pro Display" w:hAnsi="SF Pro Display"/>
+          <w:sz w:val="21"/>
+          <w:szCs w:val="21"/>
+        </w:rPr>
+        <w:t>E</w:t>
+      </w:r>
+      <w:r>
+        <w:rPr>
+          <w:rFonts w:ascii="SF Pro Display" w:hAnsi="SF Pro Display"/>
+          <w:sz w:val="21"/>
+          <w:szCs w:val="21"/>
+        </w:rPr>
+        <w:t xml:space="preserve">xact </w:t>
+      </w:r>
+      <w:r>
+        <w:rPr>
+          <w:rFonts w:ascii="SF Pro Display" w:hAnsi="SF Pro Display"/>
+          <w:sz w:val="21"/>
+          <w:szCs w:val="21"/>
+        </w:rPr>
+        <w:t>B</w:t>
+      </w:r>
+      <w:r>
+        <w:rPr>
+          <w:rFonts w:ascii="SF Pro Display" w:hAnsi="SF Pro Display"/>
+          <w:sz w:val="21"/>
+          <w:szCs w:val="21"/>
+        </w:rPr>
+        <w:t xml:space="preserve">irth </w:t>
+      </w:r>
+      <w:r>
+        <w:rPr>
+          <w:rFonts w:ascii="SF Pro Display" w:hAnsi="SF Pro Display"/>
+          <w:sz w:val="21"/>
+          <w:szCs w:val="21"/>
+        </w:rPr>
+        <w:t>D</w:t>
+      </w:r>
+      <w:r>
+        <w:rPr>
+          <w:rFonts w:ascii="SF Pro Display" w:hAnsi="SF Pro Display"/>
+          <w:sz w:val="21"/>
+          <w:szCs w:val="21"/>
+        </w:rPr>
+        <w:t>ate in South Korea</w:t>
       </w:r>
       <w:r>
         <w:rPr>
@@ -658,7 +959,7 @@
           <w:sz w:val="21"/>
           <w:szCs w:val="21"/>
         </w:rPr>
-        <w:t>RESEARCH EXPERIENCE</w:t>
+        <w:t>HONORS AND AWARDS</w:t>
       </w:r>
     </w:p>
     <w:p>
@@ -669,32 +970,6 @@
           <w:bCs/>
           <w:sz w:val="10"/>
           <w:szCs w:val="10"/>
-        </w:rPr>
-      </w:pPr>
-    </w:p>
-    <w:p>
-      <w:pPr>
-        <w:rPr>
-          <w:rFonts w:ascii="SF Pro Display" w:hAnsi="SF Pro Display"/>
-          <w:sz w:val="21"/>
-          <w:szCs w:val="21"/>
-        </w:rPr>
-      </w:pPr>
-      <w:r>
-        <w:rPr>
-          <w:rFonts w:ascii="SF Pro Display" w:hAnsi="SF Pro Display"/>
-          <w:sz w:val="21"/>
-          <w:szCs w:val="21"/>
-        </w:rPr>
-        <w:t>University of California, Berkeley</w:t>
-      </w:r>
-    </w:p>
-    <w:p>
-      <w:pPr>
-        <w:rPr>
-          <w:rFonts w:ascii="SF Pro Display" w:hAnsi="SF Pro Display"/>
-          <w:sz w:val="8"/>
-          <w:szCs w:val="8"/>
         </w:rPr>
       </w:pPr>
     </w:p>
@@ -711,37 +986,23 @@
           <w:szCs w:val="21"/>
         </w:rPr>
       </w:pPr>
-      <w:r>
-        <w:rPr>
-          <w:rFonts w:ascii="SF Pro Display" w:hAnsi="SF Pro Display"/>
-          <w:sz w:val="21"/>
-          <w:szCs w:val="21"/>
-        </w:rPr>
-        <w:t>R</w:t>
-      </w:r>
-      <w:r>
-        <w:rPr>
-          <w:rFonts w:ascii="SF Pro Display" w:hAnsi="SF Pro Display"/>
-          <w:sz w:val="21"/>
-          <w:szCs w:val="21"/>
-        </w:rPr>
-        <w:t xml:space="preserve">A </w:t>
-      </w:r>
-      <w:r>
-        <w:rPr>
-          <w:rFonts w:ascii="SF Pro Display" w:hAnsi="SF Pro Display"/>
-          <w:sz w:val="21"/>
-          <w:szCs w:val="21"/>
-        </w:rPr>
-        <w:t>for Cecile Gaubert, 2024</w:t>
-      </w:r>
-      <w:r>
-        <w:rPr>
-          <w:rFonts w:ascii="SF Pro Display" w:hAnsi="SF Pro Display"/>
-          <w:sz w:val="21"/>
-          <w:szCs w:val="21"/>
-        </w:rPr>
-        <w:t>-</w:t>
+      <w:proofErr w:type="spellStart"/>
+      <w:r>
+        <w:rPr>
+          <w:rFonts w:ascii="SF Pro Display" w:hAnsi="SF Pro Display"/>
+          <w:sz w:val="21"/>
+          <w:szCs w:val="21"/>
+        </w:rPr>
+        <w:t>Kwanjeong</w:t>
+      </w:r>
+      <w:proofErr w:type="spellEnd"/>
+      <w:r>
+        <w:rPr>
+          <w:rFonts w:ascii="SF Pro Display" w:hAnsi="SF Pro Display"/>
+          <w:sz w:val="21"/>
+          <w:szCs w:val="21"/>
+        </w:rPr>
+        <w:t xml:space="preserve"> Overseas Scholarship, 2022-2026</w:t>
       </w:r>
     </w:p>
     <w:p>
@@ -763,59 +1024,8 @@
           <w:sz w:val="21"/>
           <w:szCs w:val="21"/>
         </w:rPr>
-        <w:t>R</w:t>
-      </w:r>
-      <w:r>
-        <w:rPr>
-          <w:rFonts w:ascii="SF Pro Display" w:hAnsi="SF Pro Display"/>
-          <w:sz w:val="21"/>
-          <w:szCs w:val="21"/>
-        </w:rPr>
-        <w:t>A</w:t>
-      </w:r>
-      <w:r>
-        <w:rPr>
-          <w:rFonts w:ascii="SF Pro Display" w:hAnsi="SF Pro Display"/>
-          <w:sz w:val="21"/>
-          <w:szCs w:val="21"/>
-        </w:rPr>
-        <w:t xml:space="preserve"> for Benjamin Schoefer, 2023-2024</w:t>
-      </w:r>
-    </w:p>
-    <w:p>
-      <w:pPr>
-        <w:rPr>
-          <w:rFonts w:ascii="SF Pro Display" w:hAnsi="SF Pro Display"/>
-          <w:sz w:val="11"/>
-          <w:szCs w:val="11"/>
-        </w:rPr>
-      </w:pPr>
-    </w:p>
-    <w:p>
-      <w:pPr>
-        <w:rPr>
-          <w:rFonts w:ascii="SF Pro Display" w:hAnsi="SF Pro Display"/>
-          <w:sz w:val="21"/>
-          <w:szCs w:val="21"/>
-        </w:rPr>
-      </w:pPr>
-      <w:r>
-        <w:rPr>
-          <w:rFonts w:ascii="SF Pro Display" w:hAnsi="SF Pro Display"/>
-          <w:sz w:val="21"/>
-          <w:szCs w:val="21"/>
-        </w:rPr>
-        <w:t>Seoul National University</w:t>
-      </w:r>
-    </w:p>
-    <w:p>
-      <w:pPr>
-        <w:rPr>
-          <w:rFonts w:ascii="SF Pro Display" w:hAnsi="SF Pro Display"/>
-          <w:sz w:val="8"/>
-          <w:szCs w:val="8"/>
-        </w:rPr>
-      </w:pPr>
+        <w:t>SBS Scholarship, 2020-2022</w:t>
+      </w:r>
     </w:p>
     <w:p>
       <w:pPr>
@@ -836,97 +1046,7 @@
           <w:sz w:val="21"/>
           <w:szCs w:val="21"/>
         </w:rPr>
-        <w:t>R</w:t>
-      </w:r>
-      <w:r>
-        <w:rPr>
-          <w:rFonts w:ascii="SF Pro Display" w:hAnsi="SF Pro Display"/>
-          <w:sz w:val="21"/>
-          <w:szCs w:val="21"/>
-        </w:rPr>
-        <w:t>A</w:t>
-      </w:r>
-      <w:r>
-        <w:rPr>
-          <w:rFonts w:ascii="SF Pro Display" w:hAnsi="SF Pro Display"/>
-          <w:sz w:val="21"/>
-          <w:szCs w:val="21"/>
-        </w:rPr>
-        <w:t xml:space="preserve"> for </w:t>
-      </w:r>
-      <w:proofErr w:type="spellStart"/>
-      <w:r>
-        <w:rPr>
-          <w:rFonts w:ascii="SF Pro Display" w:hAnsi="SF Pro Display"/>
-          <w:sz w:val="21"/>
-          <w:szCs w:val="21"/>
-        </w:rPr>
-        <w:t>Yongsung</w:t>
-      </w:r>
-      <w:proofErr w:type="spellEnd"/>
-      <w:r>
-        <w:rPr>
-          <w:rFonts w:ascii="SF Pro Display" w:hAnsi="SF Pro Display"/>
-          <w:sz w:val="21"/>
-          <w:szCs w:val="21"/>
-        </w:rPr>
-        <w:t xml:space="preserve"> Chang, 2020-2022</w:t>
-      </w:r>
-    </w:p>
-    <w:p>
-      <w:pPr>
-        <w:pStyle w:val="ListParagraph"/>
-        <w:numPr>
-          <w:ilvl w:val="0"/>
-          <w:numId w:val="2"/>
-        </w:numPr>
-        <w:rPr>
-          <w:rFonts w:ascii="SF Pro Display" w:hAnsi="SF Pro Display"/>
-          <w:sz w:val="21"/>
-          <w:szCs w:val="21"/>
-        </w:rPr>
-      </w:pPr>
-      <w:r>
-        <w:rPr>
-          <w:rFonts w:ascii="SF Pro Display" w:hAnsi="SF Pro Display"/>
-          <w:sz w:val="21"/>
-          <w:szCs w:val="21"/>
-        </w:rPr>
-        <w:t>R</w:t>
-      </w:r>
-      <w:r>
-        <w:rPr>
-          <w:rFonts w:ascii="SF Pro Display" w:hAnsi="SF Pro Display"/>
-          <w:sz w:val="21"/>
-          <w:szCs w:val="21"/>
-        </w:rPr>
-        <w:t>A</w:t>
-      </w:r>
-      <w:r>
-        <w:rPr>
-          <w:rFonts w:ascii="SF Pro Display" w:hAnsi="SF Pro Display"/>
-          <w:sz w:val="21"/>
-          <w:szCs w:val="21"/>
-        </w:rPr>
-        <w:t xml:space="preserve"> for </w:t>
-      </w:r>
-      <w:proofErr w:type="spellStart"/>
-      <w:r>
-        <w:rPr>
-          <w:rFonts w:ascii="SF Pro Display" w:hAnsi="SF Pro Display"/>
-          <w:sz w:val="21"/>
-          <w:szCs w:val="21"/>
-        </w:rPr>
-        <w:t>Jungmin</w:t>
-      </w:r>
-      <w:proofErr w:type="spellEnd"/>
-      <w:r>
-        <w:rPr>
-          <w:rFonts w:ascii="SF Pro Display" w:hAnsi="SF Pro Display"/>
-          <w:sz w:val="21"/>
-          <w:szCs w:val="21"/>
-        </w:rPr>
-        <w:t xml:space="preserve"> Lee, 2020-2022</w:t>
+        <w:t>Summa Cum Laude, Seoul National University, 2020</w:t>
       </w:r>
     </w:p>
     <w:p>
@@ -956,158 +1076,17 @@
           <w:sz w:val="21"/>
           <w:szCs w:val="21"/>
         </w:rPr>
-        <w:t>HONORS AND AWARDS</w:t>
-      </w:r>
-    </w:p>
-    <w:p>
-      <w:pPr>
-        <w:rPr>
-          <w:rFonts w:ascii="SF Pro Display" w:hAnsi="SF Pro Display"/>
-          <w:b/>
-          <w:bCs/>
+        <w:t>PERSONAL</w:t>
+      </w:r>
+    </w:p>
+    <w:p>
+      <w:pPr>
+        <w:rPr>
+          <w:rFonts w:ascii="SF Pro Display" w:hAnsi="SF Pro Display"/>
           <w:sz w:val="10"/>
           <w:szCs w:val="10"/>
         </w:rPr>
       </w:pPr>
-    </w:p>
-    <w:p>
-      <w:pPr>
-        <w:pStyle w:val="ListParagraph"/>
-        <w:numPr>
-          <w:ilvl w:val="0"/>
-          <w:numId w:val="2"/>
-        </w:numPr>
-        <w:rPr>
-          <w:rFonts w:ascii="SF Pro Display" w:hAnsi="SF Pro Display"/>
-          <w:sz w:val="21"/>
-          <w:szCs w:val="21"/>
-        </w:rPr>
-      </w:pPr>
-      <w:proofErr w:type="spellStart"/>
-      <w:r>
-        <w:rPr>
-          <w:rFonts w:ascii="SF Pro Display" w:hAnsi="SF Pro Display"/>
-          <w:sz w:val="21"/>
-          <w:szCs w:val="21"/>
-        </w:rPr>
-        <w:t>Kwanjeong</w:t>
-      </w:r>
-      <w:proofErr w:type="spellEnd"/>
-      <w:r>
-        <w:rPr>
-          <w:rFonts w:ascii="SF Pro Display" w:hAnsi="SF Pro Display"/>
-          <w:sz w:val="21"/>
-          <w:szCs w:val="21"/>
-        </w:rPr>
-        <w:t xml:space="preserve"> Overseas Scholarship, 2022-2026</w:t>
-      </w:r>
-    </w:p>
-    <w:p>
-      <w:pPr>
-        <w:pStyle w:val="ListParagraph"/>
-        <w:numPr>
-          <w:ilvl w:val="0"/>
-          <w:numId w:val="2"/>
-        </w:numPr>
-        <w:rPr>
-          <w:rFonts w:ascii="SF Pro Display" w:hAnsi="SF Pro Display"/>
-          <w:sz w:val="21"/>
-          <w:szCs w:val="21"/>
-        </w:rPr>
-      </w:pPr>
-      <w:r>
-        <w:rPr>
-          <w:rFonts w:ascii="SF Pro Display" w:hAnsi="SF Pro Display"/>
-          <w:sz w:val="21"/>
-          <w:szCs w:val="21"/>
-        </w:rPr>
-        <w:t>SBS Scholarship, 2020-2022</w:t>
-      </w:r>
-    </w:p>
-    <w:p>
-      <w:pPr>
-        <w:pStyle w:val="ListParagraph"/>
-        <w:numPr>
-          <w:ilvl w:val="0"/>
-          <w:numId w:val="2"/>
-        </w:numPr>
-        <w:rPr>
-          <w:rFonts w:ascii="SF Pro Display" w:hAnsi="SF Pro Display"/>
-          <w:sz w:val="21"/>
-          <w:szCs w:val="21"/>
-        </w:rPr>
-      </w:pPr>
-      <w:r>
-        <w:rPr>
-          <w:rFonts w:ascii="SF Pro Display" w:hAnsi="SF Pro Display"/>
-          <w:sz w:val="21"/>
-          <w:szCs w:val="21"/>
-        </w:rPr>
-        <w:t>Summa Cum Laude, Seoul National University, 2020</w:t>
-      </w:r>
-    </w:p>
-    <w:p>
-      <w:pPr>
-        <w:rPr>
-          <w:rFonts w:ascii="SF Pro Display" w:hAnsi="SF Pro Display"/>
-          <w:sz w:val="36"/>
-          <w:szCs w:val="36"/>
-        </w:rPr>
-      </w:pPr>
-    </w:p>
-    <w:p>
-      <w:pPr>
-        <w:rPr>
-          <w:rFonts w:ascii="SF Pro Display" w:hAnsi="SF Pro Display"/>
-          <w:b/>
-          <w:bCs/>
-          <w:sz w:val="21"/>
-          <w:szCs w:val="21"/>
-        </w:rPr>
-      </w:pPr>
-      <w:r>
-        <w:rPr>
-          <w:rFonts w:ascii="SF Pro Display" w:hAnsi="SF Pro Display"/>
-          <w:b/>
-          <w:bCs/>
-          <w:sz w:val="21"/>
-          <w:szCs w:val="21"/>
-        </w:rPr>
-        <w:t>PERSONAL</w:t>
-      </w:r>
-    </w:p>
-    <w:p>
-      <w:pPr>
-        <w:rPr>
-          <w:rFonts w:ascii="SF Pro Display" w:hAnsi="SF Pro Display"/>
-          <w:b/>
-          <w:bCs/>
-          <w:sz w:val="10"/>
-          <w:szCs w:val="10"/>
-        </w:rPr>
-      </w:pPr>
-    </w:p>
-    <w:p>
-      <w:pPr>
-        <w:pStyle w:val="ListParagraph"/>
-        <w:numPr>
-          <w:ilvl w:val="0"/>
-          <w:numId w:val="2"/>
-        </w:numPr>
-        <w:rPr>
-          <w:rFonts w:ascii="SF Pro Display" w:hAnsi="SF Pro Display"/>
-          <w:sz w:val="21"/>
-          <w:szCs w:val="21"/>
-        </w:rPr>
-      </w:pPr>
-      <w:r>
-        <w:rPr>
-          <w:rFonts w:ascii="SF Pro Display" w:hAnsi="SF Pro Display"/>
-          <w:sz w:val="21"/>
-          <w:szCs w:val="21"/>
-        </w:rPr>
-        <w:t>Date of Birth: February 10, 1995</w:t>
-      </w:r>
     </w:p>
     <w:p>
       <w:pPr>
